--- a/docx/ru/BUFRCREX_TableB_ru_01.docx
+++ b/docx/ru/BUFRCREX_TableB_ru_01.docx
@@ -876,7 +876,7 @@
                 <w:b w:val="0"/>
                 <w:sz w:val="16"/>
               </w:rPr>
-              <w:t>(см. примечание 9)</w:t>
+              <w:t>Note 42: Могут быть разработаны дополнительные применения.</w:t>
             </w:r>
           </w:p>
         </w:tc>
@@ -2165,7 +2165,7 @@
                 <w:b w:val="0"/>
                 <w:sz w:val="16"/>
               </w:rPr>
-              <w:t>(см. примечания 14 и 15)</w:t>
+              <w:t>Note 125: Неподвижное положение судна сообщается с помощью дескриптора 0 01 012, установленного на 0, и дескриптора 0 01 013, установленного на 0. Неизвестный курс судна (Ds = 9) сообщается посредством дескриптора 0 01 012, установленного на 509. | Note 60: Ни одна из кодовых цифр не исключает добавления интерполированных уровней по усмотрению центра-поставщика</w:t>
             </w:r>
           </w:p>
         </w:tc>
@@ -2327,7 +2327,7 @@
                 <w:b w:val="0"/>
                 <w:sz w:val="16"/>
               </w:rPr>
-              <w:t>(см. примечания 14 и 15)</w:t>
+              <w:t>Note 60: Ни одна из кодовых цифр не исключает добавления интерполированных уровней по усмотрению центра-поставщика | Note 125: Неподвижное положение судна сообщается с помощью дескриптора 0 01 012, установленного на 0, и дескриптора 0 01 013, установленного на 0. Неизвестный курс судна (Ds = 9) сообщается посредством дескриптора 0 01 012, установленного на 509.</w:t>
             </w:r>
           </w:p>
         </w:tc>
@@ -3455,7 +3455,7 @@
                 <w:b w:val="0"/>
                 <w:sz w:val="16"/>
               </w:rPr>
-              <w:t>(см. примечание 11)</w:t>
+              <w:t>Note 72: Для дескриптора 0 01 022 строка символов, представляющая «Название синоптической характеристики», должна быть в форме: «Тип явления» — «Местоположение или географическое название» (например: «вулкан — Попокатепетль», «пожар на нефтяной скважине — Кувейт»).</w:t>
             </w:r>
           </w:p>
         </w:tc>
@@ -3939,7 +3939,7 @@
                 <w:b w:val="0"/>
                 <w:sz w:val="16"/>
               </w:rPr>
-              <w:t>(см. примечание 1)</w:t>
+              <w:t>Note 148: Указатель шторма (дескриптор 0 01 025) имеет следующее значение: первыми двумя символами должен быть задан цифровой последовательный номер, присвоенный автором сообщения; третий символ — буква, указывает на океанический бассейн, в котором находится шторм, в соответствии со следующей таблицей: W Северо-западная часть Тихого океана; E Северо-восточная часть Тихого океана до 140° в. д.; C Северо-восточная часть Тихого океана в пределах 140°–180° в. д.; L Северная часть Атлантического океана, включая Карибское море и Мексиканский залив; A Северная часть Аравийского моря; B Бенгальский залив; S Южная часть Индийского океана; P Южная часть Тихого океана; F РСМЦ района Нади в Тихом океане; U Австралия; O Южно-Китайское море; T Восточно-Китайское море. Не требуется, чтобы различные наблюдатели координировали последовательные номера, даже если оба наблюдателя упоминают в сообщениях об одном и том же шторме.</w:t>
             </w:r>
           </w:p>
         </w:tc>
@@ -4101,7 +4101,7 @@
                 <w:b w:val="0"/>
                 <w:sz w:val="16"/>
               </w:rPr>
-              <w:t>(см. примечание 16)</w:t>
+              <w:t>Note 43: Общие термины обозначения погоды (например: туман, морось) предназначены для использования на автоматических станциях, которые могут определить тип погоды, но не дают никакой другой информации. Общие термины обозначаются в кодовой таблице большими буквами.</w:t>
             </w:r>
           </w:p>
         </w:tc>
@@ -4263,7 +4263,7 @@
                 <w:b w:val="0"/>
                 <w:sz w:val="16"/>
               </w:rPr>
-              <w:t>(см. примечание 2)</w:t>
+              <w:t>Note 182: Название шторма, используемое ВМО (дескриптор 0 01 027): в тех случаях, где определяемое тропическое возмущение не достигло силы тропического шторма и ему не было присвоено официальное название, в названии шторма необходимо использовать слово «NAMELESS».</w:t>
             </w:r>
           </w:p>
         </w:tc>
@@ -4747,7 +4747,7 @@
                 <w:b w:val="0"/>
                 <w:sz w:val="16"/>
               </w:rPr>
-              <w:t>(см. примечание 13)</w:t>
+              <w:t>Note 153: Значением этой характеристики могла бы быть последовательность символов, которая содержит название модели и другие полезные элементы, такие как ячейка модели.</w:t>
             </w:r>
           </w:p>
         </w:tc>
@@ -4909,7 +4909,7 @@
                 <w:b w:val="0"/>
                 <w:sz w:val="16"/>
               </w:rPr>
-              <w:t>(см. примечание 10)</w:t>
+              <w:t>Note 44: Руководство по приборам и методам наблюдений</w:t>
             </w:r>
           </w:p>
         </w:tc>
@@ -5071,6 +5071,7 @@
                 <w:b w:val="0"/>
                 <w:sz w:val="16"/>
               </w:rPr>
+              <w:t>Note 175: Если для определения сложных временных структур требуется более одного временного периода или отклонения, то их необходимо определять следующими друг за другом, при этом необходимо соблюдать следующий порядок: общий период (если требуется), за которым следует прогностической период (если требуется), за которым следует период для усреднения или накапливания (если требуется). | Note 21: Начиная с позиции первого бита (бит старшего разряда), при приведении бита к цифре 1 канал используется. Если бит приводится к нулю, канал не используется. | Note 38: Каждый центр должен разрабатывать кодовую таблицу 0 01 032.</w:t>
             </w:r>
           </w:p>
         </w:tc>
@@ -6520,7 +6521,7 @@
                 <w:b w:val="0"/>
                 <w:sz w:val="16"/>
               </w:rPr>
-              <w:t>(см. примечания 6, 7 и 8)</w:t>
+              <w:t>Note 154: Величины дескрипторов 0 01 041, 0 01 042 и 0 01 043 были выбраны таким образом, чтобы соответствовать спутникам на полярной, приблизительно солнечно-синхронной орбите. Геостационарные орбиты потребуют более значительной длины данных в отношении расстояния и несколько меньшей — в отношении скорости. | Note 95: Там, где первоначальный метод передачи указывается кодовой цифрой 1, в целях получения точных значений данных, соответствующих дескриптору 0 01 013, рекомендуется следующее преобразование: Передаваемое значение Значение данных 0 0 1 1 2 4 3 7 4 9 5 12 6 14 7 17 8 19 9 21 / 1023</w:t>
             </w:r>
           </w:p>
         </w:tc>
@@ -6682,7 +6683,7 @@
                 <w:b w:val="0"/>
                 <w:sz w:val="16"/>
               </w:rPr>
-              <w:t>(см. примечания 6, 7 и 8)</w:t>
+              <w:t>Note 154: Величины дескрипторов 0 01 041, 0 01 042 и 0 01 043 были выбраны таким образом, чтобы соответствовать спутникам на полярной, приблизительно солнечно-синхронной орбите. Геостационарные орбиты потребуют более значительной длины данных в отношении расстояния и несколько меньшей — в отношении скорости. | Note 95: Там, где первоначальный метод передачи указывается кодовой цифрой 1, в целях получения точных значений данных, соответствующих дескриптору 0 01 013, рекомендуется следующее преобразование: Передаваемое значение Значение данных 0 0 1 1 2 4 3 7 4 9 5 12 6 14 7 17 8 19 9 21 / 1023</w:t>
             </w:r>
           </w:p>
         </w:tc>
@@ -6844,7 +6845,7 @@
                 <w:b w:val="0"/>
                 <w:sz w:val="16"/>
               </w:rPr>
-              <w:t>(см. примечания 6, 7 и 8)</w:t>
+              <w:t>Note 154: Величины дескрипторов 0 01 041, 0 01 042 и 0 01 043 были выбраны таким образом, чтобы соответствовать спутникам на полярной, приблизительно солнечно-синхронной орбите. Геостационарные орбиты потребуют более значительной длины данных в отношении расстояния и несколько меньшей — в отношении скорости. | Note 95: Там, где первоначальный метод передачи указывается кодовой цифрой 1, в целях получения точных значений данных, соответствующих дескриптору 0 01 013, рекомендуется следующее преобразование: Передаваемое значение Значение данных 0 0 1 1 2 4 3 7 4 9 5 12 6 14 7 17 8 19 9 21 / 1023</w:t>
             </w:r>
           </w:p>
         </w:tc>
@@ -9260,7 +9261,7 @@
                 <w:b w:val="0"/>
                 <w:sz w:val="16"/>
               </w:rPr>
-              <w:t>(см. примечание 12)</w:t>
+              <w:t>Note 45: H = Время наблюдения.</w:t>
             </w:r>
           </w:p>
         </w:tc>
@@ -9422,7 +9423,7 @@
                 <w:b w:val="0"/>
                 <w:sz w:val="16"/>
               </w:rPr>
-              <w:t>(см. примечание 12)</w:t>
+              <w:t>Note 45: H = Время наблюдения.</w:t>
             </w:r>
           </w:p>
         </w:tc>

--- a/docx/ru/BUFRCREX_TableB_ru_01.docx
+++ b/docx/ru/BUFRCREX_TableB_ru_01.docx
@@ -239,7 +239,7 @@
                 <w:b w:val="0"/>
                 <w:sz w:val="16"/>
               </w:rPr>
-              <w:t>001001</w:t>
+              <w:t>0 01 001</w:t>
             </w:r>
           </w:p>
         </w:tc>
@@ -403,7 +403,7 @@
                 <w:b w:val="0"/>
                 <w:sz w:val="16"/>
               </w:rPr>
-              <w:t>001002</w:t>
+              <w:t>0 01 002</w:t>
             </w:r>
           </w:p>
         </w:tc>
@@ -567,7 +567,7 @@
                 <w:b w:val="0"/>
                 <w:sz w:val="16"/>
               </w:rPr>
-              <w:t>001003</w:t>
+              <w:t>0 01 003</w:t>
             </w:r>
           </w:p>
         </w:tc>
@@ -731,7 +731,7 @@
                 <w:b w:val="0"/>
                 <w:sz w:val="16"/>
               </w:rPr>
-              <w:t>001004</w:t>
+              <w:t>0 01 004</w:t>
             </w:r>
           </w:p>
         </w:tc>
@@ -896,7 +896,7 @@
                 <w:b w:val="0"/>
                 <w:sz w:val="16"/>
               </w:rPr>
-              <w:t>001005</w:t>
+              <w:t>0 01 005</w:t>
             </w:r>
           </w:p>
         </w:tc>
@@ -1060,7 +1060,7 @@
                 <w:b w:val="0"/>
                 <w:sz w:val="16"/>
               </w:rPr>
-              <w:t>001006</w:t>
+              <w:t>0 01 006</w:t>
             </w:r>
           </w:p>
         </w:tc>
@@ -1224,7 +1224,7 @@
                 <w:b w:val="0"/>
                 <w:sz w:val="16"/>
               </w:rPr>
-              <w:t>001007</w:t>
+              <w:t>0 01 007</w:t>
             </w:r>
           </w:p>
         </w:tc>
@@ -1388,7 +1388,7 @@
                 <w:b w:val="0"/>
                 <w:sz w:val="16"/>
               </w:rPr>
-              <w:t>001008</w:t>
+              <w:t>0 01 008</w:t>
             </w:r>
           </w:p>
         </w:tc>
@@ -1552,7 +1552,7 @@
                 <w:b w:val="0"/>
                 <w:sz w:val="16"/>
               </w:rPr>
-              <w:t>001009</w:t>
+              <w:t>0 01 009</w:t>
             </w:r>
           </w:p>
         </w:tc>
@@ -1716,7 +1716,7 @@
                 <w:b w:val="0"/>
                 <w:sz w:val="16"/>
               </w:rPr>
-              <w:t>001010</w:t>
+              <w:t>0 01 010</w:t>
             </w:r>
           </w:p>
         </w:tc>
@@ -1880,7 +1880,7 @@
                 <w:b w:val="0"/>
                 <w:sz w:val="16"/>
               </w:rPr>
-              <w:t>001011</w:t>
+              <w:t>0 01 011</w:t>
             </w:r>
           </w:p>
         </w:tc>
@@ -2044,7 +2044,7 @@
                 <w:b w:val="0"/>
                 <w:sz w:val="16"/>
               </w:rPr>
-              <w:t>001012</w:t>
+              <w:t>0 01 012</w:t>
             </w:r>
           </w:p>
         </w:tc>
@@ -2209,7 +2209,7 @@
                 <w:b w:val="0"/>
                 <w:sz w:val="16"/>
               </w:rPr>
-              <w:t>001013</w:t>
+              <w:t>0 01 013</w:t>
             </w:r>
           </w:p>
         </w:tc>
@@ -2374,7 +2374,7 @@
                 <w:b w:val="0"/>
                 <w:sz w:val="16"/>
               </w:rPr>
-              <w:t>001014</w:t>
+              <w:t>0 01 014</w:t>
             </w:r>
           </w:p>
         </w:tc>
@@ -2538,7 +2538,7 @@
                 <w:b w:val="0"/>
                 <w:sz w:val="16"/>
               </w:rPr>
-              <w:t>001015</w:t>
+              <w:t>0 01 015</w:t>
             </w:r>
           </w:p>
         </w:tc>
@@ -2702,7 +2702,7 @@
                 <w:b w:val="0"/>
                 <w:sz w:val="16"/>
               </w:rPr>
-              <w:t>001018</w:t>
+              <w:t>0 01 018</w:t>
             </w:r>
           </w:p>
         </w:tc>
@@ -2866,7 +2866,7 @@
                 <w:b w:val="0"/>
                 <w:sz w:val="16"/>
               </w:rPr>
-              <w:t>001019</w:t>
+              <w:t>0 01 019</w:t>
             </w:r>
           </w:p>
         </w:tc>
@@ -3030,7 +3030,7 @@
                 <w:b w:val="0"/>
                 <w:sz w:val="16"/>
               </w:rPr>
-              <w:t>001020</w:t>
+              <w:t>0 01 020</w:t>
             </w:r>
           </w:p>
         </w:tc>
@@ -3194,7 +3194,7 @@
                 <w:b w:val="0"/>
                 <w:sz w:val="16"/>
               </w:rPr>
-              <w:t>001021</w:t>
+              <w:t>0 01 021</w:t>
             </w:r>
           </w:p>
         </w:tc>
@@ -3358,7 +3358,7 @@
                 <w:b w:val="0"/>
                 <w:sz w:val="16"/>
               </w:rPr>
-              <w:t>001022</w:t>
+              <w:t>0 01 022</w:t>
             </w:r>
           </w:p>
         </w:tc>
@@ -3523,7 +3523,7 @@
                 <w:b w:val="0"/>
                 <w:sz w:val="16"/>
               </w:rPr>
-              <w:t>001023</w:t>
+              <w:t>0 01 023</w:t>
             </w:r>
           </w:p>
         </w:tc>
@@ -3687,7 +3687,7 @@
                 <w:b w:val="0"/>
                 <w:sz w:val="16"/>
               </w:rPr>
-              <w:t>001024</w:t>
+              <w:t>0 01 024</w:t>
             </w:r>
           </w:p>
         </w:tc>
@@ -3851,7 +3851,7 @@
                 <w:b w:val="0"/>
                 <w:sz w:val="16"/>
               </w:rPr>
-              <w:t>001025</w:t>
+              <w:t>0 01 025</w:t>
             </w:r>
           </w:p>
         </w:tc>
@@ -4016,7 +4016,7 @@
                 <w:b w:val="0"/>
                 <w:sz w:val="16"/>
               </w:rPr>
-              <w:t>001026</w:t>
+              <w:t>0 01 026</w:t>
             </w:r>
           </w:p>
         </w:tc>
@@ -4181,7 +4181,7 @@
                 <w:b w:val="0"/>
                 <w:sz w:val="16"/>
               </w:rPr>
-              <w:t>001027</w:t>
+              <w:t>0 01 027</w:t>
             </w:r>
           </w:p>
         </w:tc>
@@ -4346,7 +4346,7 @@
                 <w:b w:val="0"/>
                 <w:sz w:val="16"/>
               </w:rPr>
-              <w:t>001028</w:t>
+              <w:t>0 01 028</w:t>
             </w:r>
           </w:p>
         </w:tc>
@@ -4510,7 +4510,7 @@
                 <w:b w:val="0"/>
                 <w:sz w:val="16"/>
               </w:rPr>
-              <w:t>001029</w:t>
+              <w:t>0 01 029</w:t>
             </w:r>
           </w:p>
         </w:tc>
@@ -4674,7 +4674,7 @@
                 <w:b w:val="0"/>
                 <w:sz w:val="16"/>
               </w:rPr>
-              <w:t>001030</w:t>
+              <w:t>0 01 030</w:t>
             </w:r>
           </w:p>
         </w:tc>
@@ -4839,7 +4839,7 @@
                 <w:b w:val="0"/>
                 <w:sz w:val="16"/>
               </w:rPr>
-              <w:t>001031</w:t>
+              <w:t>0 01 031</w:t>
             </w:r>
           </w:p>
         </w:tc>
@@ -5004,7 +5004,7 @@
                 <w:b w:val="0"/>
                 <w:sz w:val="16"/>
               </w:rPr>
-              <w:t>001032</w:t>
+              <w:t>0 01 032</w:t>
             </w:r>
           </w:p>
         </w:tc>
@@ -5169,7 +5169,7 @@
                 <w:b w:val="0"/>
                 <w:sz w:val="16"/>
               </w:rPr>
-              <w:t>001033</w:t>
+              <w:t>0 01 033</w:t>
             </w:r>
           </w:p>
         </w:tc>
@@ -5333,7 +5333,7 @@
                 <w:b w:val="0"/>
                 <w:sz w:val="16"/>
               </w:rPr>
-              <w:t>001034</w:t>
+              <w:t>0 01 034</w:t>
             </w:r>
           </w:p>
         </w:tc>
@@ -5497,7 +5497,7 @@
                 <w:b w:val="0"/>
                 <w:sz w:val="16"/>
               </w:rPr>
-              <w:t>001035</w:t>
+              <w:t>0 01 035</w:t>
             </w:r>
           </w:p>
         </w:tc>
@@ -5661,7 +5661,7 @@
                 <w:b w:val="0"/>
                 <w:sz w:val="16"/>
               </w:rPr>
-              <w:t>001036</w:t>
+              <w:t>0 01 036</w:t>
             </w:r>
           </w:p>
         </w:tc>
@@ -5825,7 +5825,7 @@
                 <w:b w:val="0"/>
                 <w:sz w:val="16"/>
               </w:rPr>
-              <w:t>001037</w:t>
+              <w:t>0 01 037</w:t>
             </w:r>
           </w:p>
         </w:tc>
@@ -5989,7 +5989,7 @@
                 <w:b w:val="0"/>
                 <w:sz w:val="16"/>
               </w:rPr>
-              <w:t>001038</w:t>
+              <w:t>0 01 038</w:t>
             </w:r>
           </w:p>
         </w:tc>
@@ -6153,7 +6153,7 @@
                 <w:b w:val="0"/>
                 <w:sz w:val="16"/>
               </w:rPr>
-              <w:t>001039</w:t>
+              <w:t>0 01 039</w:t>
             </w:r>
           </w:p>
         </w:tc>
@@ -6317,7 +6317,7 @@
                 <w:b w:val="0"/>
                 <w:sz w:val="16"/>
               </w:rPr>
-              <w:t>001040</w:t>
+              <w:t>0 01 040</w:t>
             </w:r>
           </w:p>
         </w:tc>
@@ -6481,7 +6481,7 @@
                 <w:b w:val="0"/>
                 <w:sz w:val="16"/>
               </w:rPr>
-              <w:t>001041</w:t>
+              <w:t>0 01 041</w:t>
             </w:r>
           </w:p>
         </w:tc>
@@ -6646,7 +6646,7 @@
                 <w:b w:val="0"/>
                 <w:sz w:val="16"/>
               </w:rPr>
-              <w:t>001042</w:t>
+              <w:t>0 01 042</w:t>
             </w:r>
           </w:p>
         </w:tc>
@@ -6811,7 +6811,7 @@
                 <w:b w:val="0"/>
                 <w:sz w:val="16"/>
               </w:rPr>
-              <w:t>001043</w:t>
+              <w:t>0 01 043</w:t>
             </w:r>
           </w:p>
         </w:tc>
@@ -6976,7 +6976,7 @@
                 <w:b w:val="0"/>
                 <w:sz w:val="16"/>
               </w:rPr>
-              <w:t>001044</w:t>
+              <w:t>0 01 044</w:t>
             </w:r>
           </w:p>
         </w:tc>
@@ -7140,7 +7140,7 @@
                 <w:b w:val="0"/>
                 <w:sz w:val="16"/>
               </w:rPr>
-              <w:t>001050</w:t>
+              <w:t>0 01 050</w:t>
             </w:r>
           </w:p>
         </w:tc>
@@ -7304,7 +7304,7 @@
                 <w:b w:val="0"/>
                 <w:sz w:val="16"/>
               </w:rPr>
-              <w:t>001051</w:t>
+              <w:t>0 01 051</w:t>
             </w:r>
           </w:p>
         </w:tc>
@@ -7468,7 +7468,7 @@
                 <w:b w:val="0"/>
                 <w:sz w:val="16"/>
               </w:rPr>
-              <w:t>001052</w:t>
+              <w:t>0 01 052</w:t>
             </w:r>
           </w:p>
         </w:tc>
@@ -7632,7 +7632,7 @@
                 <w:b w:val="0"/>
                 <w:sz w:val="16"/>
               </w:rPr>
-              <w:t>001053</w:t>
+              <w:t>0 01 053</w:t>
             </w:r>
           </w:p>
         </w:tc>
@@ -7796,7 +7796,7 @@
                 <w:b w:val="0"/>
                 <w:sz w:val="16"/>
               </w:rPr>
-              <w:t>001060</w:t>
+              <w:t>0 01 060</w:t>
             </w:r>
           </w:p>
         </w:tc>
@@ -7960,7 +7960,7 @@
                 <w:b w:val="0"/>
                 <w:sz w:val="16"/>
               </w:rPr>
-              <w:t>001062</w:t>
+              <w:t>0 01 062</w:t>
             </w:r>
           </w:p>
         </w:tc>
@@ -8124,7 +8124,7 @@
                 <w:b w:val="0"/>
                 <w:sz w:val="16"/>
               </w:rPr>
-              <w:t>001063</w:t>
+              <w:t>0 01 063</w:t>
             </w:r>
           </w:p>
         </w:tc>
@@ -8288,7 +8288,7 @@
                 <w:b w:val="0"/>
                 <w:sz w:val="16"/>
               </w:rPr>
-              <w:t>001064</w:t>
+              <w:t>0 01 064</w:t>
             </w:r>
           </w:p>
         </w:tc>
@@ -8452,7 +8452,7 @@
                 <w:b w:val="0"/>
                 <w:sz w:val="16"/>
               </w:rPr>
-              <w:t>001065</w:t>
+              <w:t>0 01 065</w:t>
             </w:r>
           </w:p>
         </w:tc>
@@ -8616,7 +8616,7 @@
                 <w:b w:val="0"/>
                 <w:sz w:val="16"/>
               </w:rPr>
-              <w:t>001075</w:t>
+              <w:t>0 01 075</w:t>
             </w:r>
           </w:p>
         </w:tc>
@@ -8780,7 +8780,7 @@
                 <w:b w:val="0"/>
                 <w:sz w:val="16"/>
               </w:rPr>
-              <w:t>001079</w:t>
+              <w:t>0 01 079</w:t>
             </w:r>
           </w:p>
         </w:tc>
@@ -8944,7 +8944,7 @@
                 <w:b w:val="0"/>
                 <w:sz w:val="16"/>
               </w:rPr>
-              <w:t>001080</w:t>
+              <w:t>0 01 080</w:t>
             </w:r>
           </w:p>
         </w:tc>
@@ -9108,7 +9108,7 @@
                 <w:b w:val="0"/>
                 <w:sz w:val="16"/>
               </w:rPr>
-              <w:t>001081</w:t>
+              <w:t>0 01 081</w:t>
             </w:r>
           </w:p>
         </w:tc>
@@ -9272,7 +9272,7 @@
                 <w:b w:val="0"/>
                 <w:sz w:val="16"/>
               </w:rPr>
-              <w:t>001082</w:t>
+              <w:t>0 01 082</w:t>
             </w:r>
           </w:p>
         </w:tc>
@@ -9437,7 +9437,7 @@
                 <w:b w:val="0"/>
                 <w:sz w:val="16"/>
               </w:rPr>
-              <w:t>001083</w:t>
+              <w:t>0 01 083</w:t>
             </w:r>
           </w:p>
         </w:tc>
@@ -9602,7 +9602,7 @@
                 <w:b w:val="0"/>
                 <w:sz w:val="16"/>
               </w:rPr>
-              <w:t>001085</w:t>
+              <w:t>0 01 085</w:t>
             </w:r>
           </w:p>
         </w:tc>
@@ -9766,7 +9766,7 @@
                 <w:b w:val="0"/>
                 <w:sz w:val="16"/>
               </w:rPr>
-              <w:t>001086</w:t>
+              <w:t>0 01 086</w:t>
             </w:r>
           </w:p>
         </w:tc>
@@ -9930,7 +9930,7 @@
                 <w:b w:val="0"/>
                 <w:sz w:val="16"/>
               </w:rPr>
-              <w:t>001087</w:t>
+              <w:t>0 01 087</w:t>
             </w:r>
           </w:p>
         </w:tc>
@@ -10094,7 +10094,7 @@
                 <w:b w:val="0"/>
                 <w:sz w:val="16"/>
               </w:rPr>
-              <w:t>001090</w:t>
+              <w:t>0 01 090</w:t>
             </w:r>
           </w:p>
         </w:tc>
@@ -10258,7 +10258,7 @@
                 <w:b w:val="0"/>
                 <w:sz w:val="16"/>
               </w:rPr>
-              <w:t>001091</w:t>
+              <w:t>0 01 091</w:t>
             </w:r>
           </w:p>
         </w:tc>
@@ -10422,7 +10422,7 @@
                 <w:b w:val="0"/>
                 <w:sz w:val="16"/>
               </w:rPr>
-              <w:t>001092</w:t>
+              <w:t>0 01 092</w:t>
             </w:r>
           </w:p>
         </w:tc>
@@ -10586,7 +10586,7 @@
                 <w:b w:val="0"/>
                 <w:sz w:val="16"/>
               </w:rPr>
-              <w:t>001093</w:t>
+              <w:t>0 01 093</w:t>
             </w:r>
           </w:p>
         </w:tc>
@@ -10750,7 +10750,7 @@
                 <w:b w:val="0"/>
                 <w:sz w:val="16"/>
               </w:rPr>
-              <w:t>001094</w:t>
+              <w:t>0 01 094</w:t>
             </w:r>
           </w:p>
         </w:tc>
@@ -10914,7 +10914,7 @@
                 <w:b w:val="0"/>
                 <w:sz w:val="16"/>
               </w:rPr>
-              <w:t>001095</w:t>
+              <w:t>0 01 095</w:t>
             </w:r>
           </w:p>
         </w:tc>
@@ -11078,7 +11078,7 @@
                 <w:b w:val="0"/>
                 <w:sz w:val="16"/>
               </w:rPr>
-              <w:t>001096</w:t>
+              <w:t>0 01 096</w:t>
             </w:r>
           </w:p>
         </w:tc>
@@ -11242,7 +11242,7 @@
                 <w:b w:val="0"/>
                 <w:sz w:val="16"/>
               </w:rPr>
-              <w:t>001099</w:t>
+              <w:t>0 01 099</w:t>
             </w:r>
           </w:p>
         </w:tc>
@@ -11406,7 +11406,7 @@
                 <w:b w:val="0"/>
                 <w:sz w:val="16"/>
               </w:rPr>
-              <w:t>001101</w:t>
+              <w:t>0 01 101</w:t>
             </w:r>
           </w:p>
         </w:tc>
@@ -11570,7 +11570,7 @@
                 <w:b w:val="0"/>
                 <w:sz w:val="16"/>
               </w:rPr>
-              <w:t>001102</w:t>
+              <w:t>0 01 102</w:t>
             </w:r>
           </w:p>
         </w:tc>
@@ -11734,7 +11734,7 @@
                 <w:b w:val="0"/>
                 <w:sz w:val="16"/>
               </w:rPr>
-              <w:t>001103</w:t>
+              <w:t>0 01 103</w:t>
             </w:r>
           </w:p>
         </w:tc>
@@ -11898,7 +11898,7 @@
                 <w:b w:val="0"/>
                 <w:sz w:val="16"/>
               </w:rPr>
-              <w:t>001104</w:t>
+              <w:t>0 01 104</w:t>
             </w:r>
           </w:p>
         </w:tc>
@@ -12062,7 +12062,7 @@
                 <w:b w:val="0"/>
                 <w:sz w:val="16"/>
               </w:rPr>
-              <w:t>001105</w:t>
+              <w:t>0 01 105</w:t>
             </w:r>
           </w:p>
         </w:tc>
@@ -12226,7 +12226,7 @@
                 <w:b w:val="0"/>
                 <w:sz w:val="16"/>
               </w:rPr>
-              <w:t>001106</w:t>
+              <w:t>0 01 106</w:t>
             </w:r>
           </w:p>
         </w:tc>
@@ -12390,7 +12390,7 @@
                 <w:b w:val="0"/>
                 <w:sz w:val="16"/>
               </w:rPr>
-              <w:t>001110</w:t>
+              <w:t>0 01 110</w:t>
             </w:r>
           </w:p>
         </w:tc>
@@ -12554,7 +12554,7 @@
                 <w:b w:val="0"/>
                 <w:sz w:val="16"/>
               </w:rPr>
-              <w:t>001111</w:t>
+              <w:t>0 01 111</w:t>
             </w:r>
           </w:p>
         </w:tc>
@@ -12718,7 +12718,7 @@
                 <w:b w:val="0"/>
                 <w:sz w:val="16"/>
               </w:rPr>
-              <w:t>001112</w:t>
+              <w:t>0 01 112</w:t>
             </w:r>
           </w:p>
         </w:tc>
@@ -12882,7 +12882,7 @@
                 <w:b w:val="0"/>
                 <w:sz w:val="16"/>
               </w:rPr>
-              <w:t>001113</w:t>
+              <w:t>0 01 113</w:t>
             </w:r>
           </w:p>
         </w:tc>
@@ -13046,7 +13046,7 @@
                 <w:b w:val="0"/>
                 <w:sz w:val="16"/>
               </w:rPr>
-              <w:t>001114</w:t>
+              <w:t>0 01 114</w:t>
             </w:r>
           </w:p>
         </w:tc>
@@ -13210,7 +13210,7 @@
                 <w:b w:val="0"/>
                 <w:sz w:val="16"/>
               </w:rPr>
-              <w:t>001115</w:t>
+              <w:t>0 01 115</w:t>
             </w:r>
           </w:p>
         </w:tc>
@@ -13374,7 +13374,7 @@
                 <w:b w:val="0"/>
                 <w:sz w:val="16"/>
               </w:rPr>
-              <w:t>001124</w:t>
+              <w:t>0 01 124</w:t>
             </w:r>
           </w:p>
         </w:tc>
@@ -13538,7 +13538,7 @@
                 <w:b w:val="0"/>
                 <w:sz w:val="16"/>
               </w:rPr>
-              <w:t>001125</w:t>
+              <w:t>0 01 125</w:t>
             </w:r>
           </w:p>
         </w:tc>
@@ -13702,7 +13702,7 @@
                 <w:b w:val="0"/>
                 <w:sz w:val="16"/>
               </w:rPr>
-              <w:t>001126</w:t>
+              <w:t>0 01 126</w:t>
             </w:r>
           </w:p>
         </w:tc>
@@ -13866,7 +13866,7 @@
                 <w:b w:val="0"/>
                 <w:sz w:val="16"/>
               </w:rPr>
-              <w:t>001127</w:t>
+              <w:t>0 01 127</w:t>
             </w:r>
           </w:p>
         </w:tc>
@@ -14030,7 +14030,7 @@
                 <w:b w:val="0"/>
                 <w:sz w:val="16"/>
               </w:rPr>
-              <w:t>001128</w:t>
+              <w:t>0 01 128</w:t>
             </w:r>
           </w:p>
         </w:tc>
@@ -14194,7 +14194,7 @@
                 <w:b w:val="0"/>
                 <w:sz w:val="16"/>
               </w:rPr>
-              <w:t>001144</w:t>
+              <w:t>0 01 144</w:t>
             </w:r>
           </w:p>
         </w:tc>
@@ -14358,7 +14358,7 @@
                 <w:b w:val="0"/>
                 <w:sz w:val="16"/>
               </w:rPr>
-              <w:t>001150</w:t>
+              <w:t>0 01 150</w:t>
             </w:r>
           </w:p>
         </w:tc>
@@ -14522,7 +14522,7 @@
                 <w:b w:val="0"/>
                 <w:sz w:val="16"/>
               </w:rPr>
-              <w:t>001151</w:t>
+              <w:t>0 01 151</w:t>
             </w:r>
           </w:p>
         </w:tc>
@@ -14686,7 +14686,7 @@
                 <w:b w:val="0"/>
                 <w:sz w:val="16"/>
               </w:rPr>
-              <w:t>001152</w:t>
+              <w:t>0 01 152</w:t>
             </w:r>
           </w:p>
         </w:tc>
@@ -14850,7 +14850,7 @@
                 <w:b w:val="0"/>
                 <w:sz w:val="16"/>
               </w:rPr>
-              <w:t>001153</w:t>
+              <w:t>0 01 153</w:t>
             </w:r>
           </w:p>
         </w:tc>

--- a/docx/ru/BUFRCREX_TableB_ru_01.docx
+++ b/docx/ru/BUFRCREX_TableB_ru_01.docx
@@ -17549,367 +17549,6 @@
         </w:tc>
       </w:tr>
     </w:tbl>
-    <w:p/>
-    <w:p>
-      <w:r>
-        <w:rPr>
-          <w:rFonts w:ascii="Verdana" w:hAnsi="Verdana"/>
-          <w:i/>
-          <w:sz w:val="14"/>
-        </w:rPr>
-        <w:t>Note 23: Значение осадков –0,1 кг·м-2 до масштабирования (–1 после масштабирования или в коде CREX) должно указывать на «следы» осадков (не поддающиеся измерению, менее 0,05 кг·м-2).</w:t>
-      </w:r>
-    </w:p>
-    <w:p>
-      <w:r>
-        <w:rPr>
-          <w:rFonts w:ascii="Verdana" w:hAnsi="Verdana"/>
-          <w:i/>
-          <w:sz w:val="14"/>
-        </w:rPr>
-        <w:t>Note 25: Ранее определенное значение может быть отменено путем передачи «отсутствующего значения» из соответствующей кодовой таблицы или таблицы флагов.</w:t>
-      </w:r>
-    </w:p>
-    <w:p>
-      <w:r>
-        <w:rPr>
-          <w:rFonts w:ascii="Verdana" w:hAnsi="Verdana"/>
-          <w:i/>
-          <w:sz w:val="14"/>
-        </w:rPr>
-        <w:t>Note 27: Все время дается во Всемирном скоординированном времени (ВСВ), если не предусмотрено иного.</w:t>
-      </w:r>
-    </w:p>
-    <w:p>
-      <w:r>
-        <w:rPr>
-          <w:rFonts w:ascii="Verdana" w:hAnsi="Verdana"/>
-          <w:i/>
-          <w:sz w:val="14"/>
-        </w:rPr>
-        <w:t>Note 32: Пеленг или азимут следует использовать только для установленного местоположения и не должен переопределять это местоположение.</w:t>
-      </w:r>
-    </w:p>
-    <w:p>
-      <w:r>
-        <w:rPr>
-          <w:rFonts w:ascii="Verdana" w:hAnsi="Verdana"/>
-          <w:i/>
-          <w:sz w:val="14"/>
-        </w:rPr>
-        <w:t>Note 62: Расстояние следует использовать только для установленного местоположения, а также пеленга, азимута или превышения; оно не должно переопределять это местоположение.</w:t>
-      </w:r>
-    </w:p>
-    <w:p>
-      <w:r>
-        <w:rPr>
-          <w:rFonts w:ascii="Verdana" w:hAnsi="Verdana"/>
-          <w:i/>
-          <w:sz w:val="14"/>
-        </w:rPr>
-        <w:t>Note 63: Приходящей радиации следует присваивать положительные значения.</w:t>
-      </w:r>
-    </w:p>
-    <w:p>
-      <w:r>
-        <w:rPr>
-          <w:rFonts w:ascii="Verdana" w:hAnsi="Verdana"/>
-          <w:i/>
-          <w:sz w:val="14"/>
-        </w:rPr>
-        <w:t>Note 64: Для компонент w, направленных вниз, следует выделять положительные значения с единицами измерения в Па·с-1.</w:t>
-      </w:r>
-    </w:p>
-    <w:p>
-      <w:r>
-        <w:rPr>
-          <w:rFonts w:ascii="Verdana" w:hAnsi="Verdana"/>
-          <w:i/>
-          <w:sz w:val="14"/>
-        </w:rPr>
-        <w:t>Note 66: Увеличение широты с востока на запад следует выражать отрицательным значением.</w:t>
-      </w:r>
-    </w:p>
-    <w:p>
-      <w:r>
-        <w:rPr>
-          <w:rFonts w:ascii="Verdana" w:hAnsi="Verdana"/>
-          <w:i/>
-          <w:sz w:val="14"/>
-        </w:rPr>
-        <w:t>Note 75: Для дескрипторов кода CREX F = B, а не 0.</w:t>
-      </w:r>
-    </w:p>
-    <w:p>
-      <w:r>
-        <w:rPr>
-          <w:rFonts w:ascii="Verdana" w:hAnsi="Verdana"/>
-          <w:i/>
-          <w:sz w:val="14"/>
-        </w:rPr>
-        <w:t>Note 92: Для однозначного различения случаев отсутствия данных и насыщенных пикселей, n-битовые данные об изображении следует кодировать, используя длину данных n+1. Когда такого дескриптора еще нет в классе 30, дескриптор оператора 2 01 YYY следует использовать для изменения длины данных существующей позиции, по мере необходимости.</w:t>
-      </w:r>
-    </w:p>
-    <w:p>
-      <w:r>
-        <w:rPr>
-          <w:rFonts w:ascii="Verdana" w:hAnsi="Verdana"/>
-          <w:i/>
-          <w:sz w:val="14"/>
-        </w:rPr>
-        <w:t>Note 105: Негативные временные периоды или отклонения следует использовать для указания временных периодов или отклонений, предшествующих определенному текущему времени.</w:t>
-      </w:r>
-    </w:p>
-    <w:p>
-      <w:r>
-        <w:rPr>
-          <w:rFonts w:ascii="Verdana" w:hAnsi="Verdana"/>
-          <w:i/>
-          <w:sz w:val="14"/>
-        </w:rPr>
-        <w:t>Note 110: Увеличение широты с севера на юг следует выражать отрицательными значениями.</w:t>
-      </w:r>
-    </w:p>
-    <w:p>
-      <w:r>
-        <w:rPr>
-          <w:rFonts w:ascii="Verdana" w:hAnsi="Verdana"/>
-          <w:i/>
-          <w:sz w:val="14"/>
-        </w:rPr>
-        <w:t>Note 115: Длина данных пикселя может быть изменена с помощью дескриптора 2 01 YYY.</w:t>
-      </w:r>
-    </w:p>
-    <w:p>
-      <w:r>
-        <w:rPr>
-          <w:rFonts w:ascii="Verdana" w:hAnsi="Verdana"/>
-          <w:i/>
-          <w:sz w:val="14"/>
-        </w:rPr>
-        <w:t>Note 121: Некоторые указания ожидаемой точности могут в неявной форме содержаться в ряде элементов данного класса.</w:t>
-      </w:r>
-    </w:p>
-    <w:p>
-      <w:r>
-        <w:rPr>
-          <w:rFonts w:ascii="Verdana" w:hAnsi="Verdana"/>
-          <w:i/>
-          <w:sz w:val="14"/>
-        </w:rPr>
-        <w:t>Note 122: Южную широту следует выражать отрицательными значениями.</w:t>
-      </w:r>
-    </w:p>
-    <w:p>
-      <w:r>
-        <w:rPr>
-          <w:rFonts w:ascii="Verdana" w:hAnsi="Verdana"/>
-          <w:i/>
-          <w:sz w:val="14"/>
-        </w:rPr>
-        <w:t>Note 123: Для компонент v, направленных с юга на север, следует выделять положительные значения.</w:t>
-      </w:r>
-    </w:p>
-    <w:p>
-      <w:r>
-        <w:rPr>
-          <w:rFonts w:ascii="Verdana" w:hAnsi="Verdana"/>
-          <w:i/>
-          <w:sz w:val="14"/>
-        </w:rPr>
-        <w:t>Note 126: Направление приземного ветра, измеренное на станции в пределах 1° от Северного полюса или в пределах 1° от Южного полюса, следует сообщать таким образом, чтобы азимутальный круг был выровнен с нулем прибора, соответствуя 0° по Гринвичскому меридиану.</w:t>
-      </w:r>
-    </w:p>
-    <w:p>
-      <w:r>
-        <w:rPr>
-          <w:rFonts w:ascii="Verdana" w:hAnsi="Verdana"/>
-          <w:i/>
-          <w:sz w:val="14"/>
-        </w:rPr>
-        <w:t>Note 140: Размер элемента изображения на горизонтали — 1 приводится в положении, где масштабный коэффициент карты равен единице.</w:t>
-      </w:r>
-    </w:p>
-    <w:p>
-      <w:r>
-        <w:rPr>
-          <w:rFonts w:ascii="Verdana" w:hAnsi="Verdana"/>
-          <w:i/>
-          <w:sz w:val="14"/>
-        </w:rPr>
-        <w:t>Note 141: Размер элемента изображения на горизонтали — 2 указывается в положении, где масштабный коэффициент карты равен единице.</w:t>
-      </w:r>
-    </w:p>
-    <w:p>
-      <w:r>
-        <w:rPr>
-          <w:rFonts w:ascii="Verdana" w:hAnsi="Verdana"/>
-          <w:i/>
-          <w:sz w:val="14"/>
-        </w:rPr>
-        <w:t>Note 145: Значение временных периодов или отклонений может быть указано с использованием значений времени в коде, соответствующем табличной ссылке 0 08 021.</w:t>
-      </w:r>
-    </w:p>
-    <w:p>
-      <w:r>
-        <w:rPr>
-          <w:rFonts w:ascii="Verdana" w:hAnsi="Verdana"/>
-          <w:i/>
-          <w:sz w:val="14"/>
-        </w:rPr>
-        <w:t>Note 149: При использовании с прогнозируемыми величинами временное местоположение должно указывать время исходного состояния или начала для прогностического периода; при использовании с множеством средних прогностических значений временное местоположение должно указывать исходное состояние или начало первого прогноза, по которому получены множественные средние.</w:t>
-      </w:r>
-    </w:p>
-    <w:p>
-      <w:r>
-        <w:rPr>
-          <w:rFonts w:ascii="Verdana" w:hAnsi="Verdana"/>
-          <w:i/>
-          <w:sz w:val="14"/>
-        </w:rPr>
-        <w:t>Note 155: В данный класс могут также войти элементы, относящиеся к процедурам наблюдений.</w:t>
-      </w:r>
-    </w:p>
-    <w:p>
-      <w:r>
-        <w:rPr>
-          <w:rFonts w:ascii="Verdana" w:hAnsi="Verdana"/>
-          <w:i/>
-          <w:sz w:val="14"/>
-        </w:rPr>
-        <w:t>Note 156: Данный класс должен содержать элементы описания приборов, используемых для получения сообщаемых метеорологических элементов.</w:t>
-      </w:r>
-    </w:p>
-    <w:p>
-      <w:r>
-        <w:rPr>
-          <w:rFonts w:ascii="Verdana" w:hAnsi="Verdana"/>
-          <w:i/>
-          <w:sz w:val="14"/>
-        </w:rPr>
-        <w:t>Note 158: Прежде чем использовать временные периоды или отклонения и временные инкременты, необходимо определить исходное временное местоположение, за которым, по мере необходимости, следует определение значимости времени.</w:t>
-      </w:r>
-    </w:p>
-    <w:p>
-      <w:r>
-        <w:rPr>
-          <w:rFonts w:ascii="Verdana" w:hAnsi="Verdana"/>
-          <w:i/>
-          <w:sz w:val="14"/>
-        </w:rPr>
-        <w:t>Note 160: Уходящей радиации следует присваивать отрицательные значения.</w:t>
-      </w:r>
-    </w:p>
-    <w:p>
-      <w:r>
-        <w:rPr>
-          <w:rFonts w:ascii="Verdana" w:hAnsi="Verdana"/>
-          <w:i/>
-          <w:sz w:val="14"/>
-        </w:rPr>
-        <w:t>Note 161: Для компонент w, направленных вверх, следует выделять положительные значения с единицами измерения в м·с-1.</w:t>
-      </w:r>
-    </w:p>
-    <w:p>
-      <w:r>
-        <w:rPr>
-          <w:rFonts w:ascii="Verdana" w:hAnsi="Verdana"/>
-          <w:i/>
-          <w:sz w:val="14"/>
-        </w:rPr>
-        <w:t>Note 162: Пригодные диапазоны, использованные выше: 1011–1019 Бк для выбросов; 10-2–107 Бк и 10-2–107 мЗв для концентраций и доз.</w:t>
-      </w:r>
-    </w:p>
-    <w:p>
-      <w:r>
-        <w:rPr>
-          <w:rFonts w:ascii="Verdana" w:hAnsi="Verdana"/>
-          <w:i/>
-          <w:sz w:val="14"/>
-        </w:rPr>
-        <w:t>Note 163: Величины широты и приращений широты ограничены диапазоном от –90 до +90 градусов.</w:t>
-      </w:r>
-    </w:p>
-    <w:p>
-      <w:r>
-        <w:rPr>
-          <w:rFonts w:ascii="Verdana" w:hAnsi="Verdana"/>
-          <w:i/>
-          <w:sz w:val="14"/>
-        </w:rPr>
-        <w:t>Note 164: Величины долготы ограничены диапазоном от –180 до +180 градусов.</w:t>
-      </w:r>
-    </w:p>
-    <w:p>
-      <w:r>
-        <w:rPr>
-          <w:rFonts w:ascii="Verdana" w:hAnsi="Verdana"/>
-          <w:i/>
-          <w:sz w:val="14"/>
-        </w:rPr>
-        <w:t>Note 165: Вертикальные элементы и давление следует использовать для определения значений этих элементов независимо от элемента или переменной, означающей вертикальную координату.</w:t>
-      </w:r>
-    </w:p>
-    <w:p>
-      <w:r>
-        <w:rPr>
-          <w:rFonts w:ascii="Verdana" w:hAnsi="Verdana"/>
-          <w:i/>
-          <w:sz w:val="14"/>
-        </w:rPr>
-        <w:t>Note 166: Западная долгота выражается отрицательными величинами.</w:t>
-      </w:r>
-    </w:p>
-    <w:p>
-      <w:r>
-        <w:rPr>
-          <w:rFonts w:ascii="Verdana" w:hAnsi="Verdana"/>
-          <w:i/>
-          <w:sz w:val="14"/>
-        </w:rPr>
-        <w:t>Note 167: Для компонент u, направленных с запада на восток, следует выделять положительные значения.</w:t>
-      </w:r>
-    </w:p>
-    <w:p>
-      <w:r>
-        <w:rPr>
-          <w:rFonts w:ascii="Verdana" w:hAnsi="Verdana"/>
-          <w:i/>
-          <w:sz w:val="14"/>
-        </w:rPr>
-        <w:t>Note 176: Там, где в колонку «НАЗВАНИЕ ЭЛЕМЕНТА» вводится выражение «на указанной высоте и за указанный период», соответствующее вертикальное местоположение должно быть определено с использованием дескрипторов из класса 07 совместно с соответствующим периодом с использованием дескрипторов из класса 04.</w:t>
-      </w:r>
-    </w:p>
-    <w:p>
-      <w:r>
-        <w:rPr>
-          <w:rFonts w:ascii="Verdana" w:hAnsi="Verdana"/>
-          <w:i/>
-          <w:sz w:val="14"/>
-        </w:rPr>
-        <w:t>Note 178: Там, где величины суммируются или усредняются (например, за временной период), общее число значений, из которых получается сумма или среднее значение, может быть представлено с использованием ссылки 0 08 022.</w:t>
-      </w:r>
-    </w:p>
-    <w:p>
-      <w:r>
-        <w:rPr>
-          <w:rFonts w:ascii="Verdana" w:hAnsi="Verdana"/>
-          <w:i/>
-          <w:sz w:val="14"/>
-        </w:rPr>
-        <w:t>Note 179: Стандарты ветровых данных: Скорость Направление; Наблюдение отсутствует Отсутствует Отсутствует; Штиль 0 0; Обычное наблюдение &gt;0 1°–360°; Только скорость &gt;0 Отсутствует; Только направление Отсутствует 1°–360°; «Слабый и переменный» &gt;0 0</w:t>
-      </w:r>
-    </w:p>
-    <w:p>
-      <w:r>
-        <w:rPr>
-          <w:rFonts w:ascii="Verdana" w:hAnsi="Verdana"/>
-          <w:i/>
-          <w:sz w:val="14"/>
-        </w:rPr>
-        <w:t>Note 180: Стандарты сообщения о ветровых волнах и волнении: Наблюдения Скорость Направление; Нет наблюдений Отсутствует Отсутствует; Штиль 0 0; Обычное наблюдение &gt;0 1–360; Только скорость &gt;0 Отсутствует; Только направление Отсутствует 1–360; «Легкий и переменный» &gt;0 0</w:t>
-      </w:r>
-    </w:p>
     <w:sectPr>
       <w:pgSz w:w="16838" w:h="11906" w:orient="landscape"/>
       <w:pgMar w:top="850" w:right="850" w:bottom="850" w:left="850" w:header="720" w:footer="720" w:gutter="0"/>
